--- a/Resources/REACT_Mobile_App_Gaps.docx
+++ b/Resources/REACT_Mobile_App_Gaps.docx
@@ -11,6 +11,7 @@
       </w:r>
     </w:p>
     <w:p>
+      <w:pPr/>
       <w:r>
         <w:rPr>
           <w:b/>
@@ -70,7 +71,9 @@
         <w:t xml:space="preserve"> post-PR #25.</w:t>
       </w:r>
     </w:p>
-    <w:p/>
+    <w:p>
+      <w:pPr/>
+    </w:p>
     <w:p>
       <w:pPr>
         <w:pStyle w:val="Heading1"/>
@@ -138,7 +141,7 @@
         <w:rPr>
           <w:b/>
         </w:rPr>
-        <w:t>does not build.</w:t>
+        <w:t>builds.</w:t>
       </w:r>
       <w:r>
         <w:t xml:space="preserve"> </w:t>
@@ -148,103 +151,21 @@
           <w:rFonts w:ascii="Consolas" w:hAnsi="Consolas"/>
           <w:sz w:val="20"/>
         </w:rPr>
-        <w:t>npx expo export</w:t>
+        <w:t>npx expo export --platform ios</w:t>
       </w:r>
       <w:r>
-        <w:t xml:space="preserve"> fails immediately — </w:t>
-      </w:r>
-      <w:r>
-        <w:rPr>
-          <w:rFonts w:ascii="Consolas" w:hAnsi="Consolas"/>
-          <w:sz w:val="20"/>
-        </w:rPr>
-        <w:t>Cannot find module 'babel-preset-expo'</w:t>
-      </w:r>
-      <w:r>
-        <w:t>. Nothing else about the mobile app can be verified end-to-end until this is fixed.</w:t>
+        <w:t xml:space="preserve"> bundles cleanly (667 modules). Fixed 2026-07-31 — see "Confirmed not gaps" below.</w:t>
       </w:r>
     </w:p>
-    <w:p/>
+    <w:p>
+      <w:pPr/>
+    </w:p>
     <w:p>
       <w:pPr>
         <w:pStyle w:val="Heading1"/>
       </w:pPr>
       <w:r>
         <w:t>Current gaps, in priority order</w:t>
-      </w:r>
-    </w:p>
-    <w:p>
-      <w:pPr>
-        <w:pStyle w:val="ListNumber"/>
-      </w:pPr>
-      <w:r>
-        <w:rPr>
-          <w:b/>
-        </w:rPr>
-        <w:t>App doesn't build — `babel-preset-expo` missing.</w:t>
-      </w:r>
-      <w:r>
-        <w:t xml:space="preserve"> </w:t>
-      </w:r>
-      <w:r>
-        <w:rPr>
-          <w:rFonts w:ascii="Consolas" w:hAnsi="Consolas"/>
-          <w:sz w:val="20"/>
-        </w:rPr>
-        <w:t>mobile/babel.config.js</w:t>
-      </w:r>
-      <w:r>
-        <w:t xml:space="preserve"> requires it; </w:t>
-      </w:r>
-      <w:r>
-        <w:rPr>
-          <w:rFonts w:ascii="Consolas" w:hAnsi="Consolas"/>
-          <w:sz w:val="20"/>
-        </w:rPr>
-        <w:t>mobile/package.json</w:t>
-      </w:r>
-      <w:r>
-        <w:t xml:space="preserve"> </w:t>
-      </w:r>
-      <w:r>
-        <w:rPr>
-          <w:rFonts w:ascii="Consolas" w:hAnsi="Consolas"/>
-          <w:sz w:val="20"/>
-        </w:rPr>
-        <w:t>devDependencies</w:t>
-      </w:r>
-      <w:r>
-        <w:t xml:space="preserve"> only lists </w:t>
-      </w:r>
-      <w:r>
-        <w:rPr>
-          <w:rFonts w:ascii="Consolas" w:hAnsi="Consolas"/>
-          <w:sz w:val="20"/>
-        </w:rPr>
-        <w:t>@types/react</w:t>
-      </w:r>
-      <w:r>
-        <w:t xml:space="preserve"> and </w:t>
-      </w:r>
-      <w:r>
-        <w:rPr>
-          <w:rFonts w:ascii="Consolas" w:hAnsi="Consolas"/>
-          <w:sz w:val="20"/>
-        </w:rPr>
-        <w:t>typescript</w:t>
-      </w:r>
-      <w:r>
-        <w:t xml:space="preserve">. Fix: </w:t>
-      </w:r>
-      <w:r>
-        <w:rPr>
-          <w:rFonts w:ascii="Consolas" w:hAnsi="Consolas"/>
-          <w:sz w:val="20"/>
-        </w:rPr>
-        <w:t>npm install --save-dev babel-preset-expo</w:t>
-      </w:r>
-      <w:r>
-        <w:t>.</w:t>
       </w:r>
     </w:p>
     <w:p>
@@ -857,7 +778,9 @@
         <w:t>`.env` doesn't document `DASHBOARD_API_KEY` / `JITAI_RANDOMIZATION_PROBABILITY`.</w:t>
       </w:r>
     </w:p>
-    <w:p/>
+    <w:p>
+      <w:pPr/>
+    </w:p>
     <w:p>
       <w:pPr>
         <w:pStyle w:val="Heading1"/>
@@ -939,6 +862,94 @@
       </w:r>
       <w:r>
         <w:t>.</w:t>
+      </w:r>
+    </w:p>
+    <w:p>
+      <w:pPr>
+        <w:pStyle w:val="ListBullet"/>
+      </w:pPr>
+      <w:r>
+        <w:t xml:space="preserve">App build failure: fixed 2026-07-31 — </w:t>
+      </w:r>
+      <w:r>
+        <w:rPr>
+          <w:rFonts w:ascii="Consolas" w:hAnsi="Consolas"/>
+          <w:sz w:val="20"/>
+        </w:rPr>
+        <w:t>babel-preset-expo</w:t>
+      </w:r>
+      <w:r>
+        <w:t xml:space="preserve"> was only present as a nested dependency of </w:t>
+      </w:r>
+      <w:r>
+        <w:rPr>
+          <w:rFonts w:ascii="Consolas" w:hAnsi="Consolas"/>
+          <w:sz w:val="20"/>
+        </w:rPr>
+        <w:t>expo</w:t>
+      </w:r>
+      <w:r>
+        <w:t xml:space="preserve"> (</w:t>
+      </w:r>
+      <w:r>
+        <w:rPr>
+          <w:rFonts w:ascii="Consolas" w:hAnsi="Consolas"/>
+          <w:sz w:val="20"/>
+        </w:rPr>
+        <w:t>node_modules/expo/node_modules/babel-preset-expo</w:t>
+      </w:r>
+      <w:r>
+        <w:t xml:space="preserve">), unreachable from </w:t>
+      </w:r>
+      <w:r>
+        <w:rPr>
+          <w:rFonts w:ascii="Consolas" w:hAnsi="Consolas"/>
+          <w:sz w:val="20"/>
+        </w:rPr>
+        <w:t>mobile/babel.config.js</w:t>
+      </w:r>
+      <w:r>
+        <w:t xml:space="preserve">'s </w:t>
+      </w:r>
+      <w:r>
+        <w:rPr>
+          <w:rFonts w:ascii="Consolas" w:hAnsi="Consolas"/>
+          <w:sz w:val="20"/>
+        </w:rPr>
+        <w:t>require('babel-preset-expo')</w:t>
+      </w:r>
+      <w:r>
+        <w:t xml:space="preserve">. Added </w:t>
+      </w:r>
+      <w:r>
+        <w:rPr>
+          <w:rFonts w:ascii="Consolas" w:hAnsi="Consolas"/>
+          <w:sz w:val="20"/>
+        </w:rPr>
+        <w:t>"babel-preset-expo": "~56.0.15"</w:t>
+      </w:r>
+      <w:r>
+        <w:t xml:space="preserve"> to </w:t>
+      </w:r>
+      <w:r>
+        <w:rPr>
+          <w:rFonts w:ascii="Consolas" w:hAnsi="Consolas"/>
+          <w:sz w:val="20"/>
+        </w:rPr>
+        <w:t>mobile/package.json</w:t>
+      </w:r>
+      <w:r>
+        <w:t xml:space="preserve"> devDependencies and reinstalled; </w:t>
+      </w:r>
+      <w:r>
+        <w:rPr>
+          <w:rFonts w:ascii="Consolas" w:hAnsi="Consolas"/>
+          <w:sz w:val="20"/>
+        </w:rPr>
+        <w:t>npx expo export --platform ios</w:t>
+      </w:r>
+      <w:r>
+        <w:t xml:space="preserve"> now bundles cleanly (667 modules).</w:t>
       </w:r>
     </w:p>
     <w:sectPr>

--- a/Resources/REACT_Mobile_App_Gaps.docx
+++ b/Resources/REACT_Mobile_App_Gaps.docx
@@ -11,7 +11,6 @@
       </w:r>
     </w:p>
     <w:p>
-      <w:pPr/>
       <w:r>
         <w:rPr>
           <w:b/>
@@ -71,9 +70,7 @@
         <w:t xml:space="preserve"> post-PR #25.</w:t>
       </w:r>
     </w:p>
-    <w:p>
-      <w:pPr/>
-    </w:p>
+    <w:p/>
     <w:p>
       <w:pPr>
         <w:pStyle w:val="Heading1"/>
@@ -157,9 +154,7 @@
         <w:t xml:space="preserve"> bundles cleanly (667 modules). Fixed 2026-07-31 — see "Confirmed not gaps" below.</w:t>
       </w:r>
     </w:p>
-    <w:p>
-      <w:pPr/>
-    </w:p>
+    <w:p/>
     <w:p>
       <w:pPr>
         <w:pStyle w:val="Heading1"/>
@@ -210,6 +205,169 @@
       </w:r>
       <w:r>
         <w:t xml:space="preserve"> and never called. No mood/stress/energy input UI exists. No real EMA data can reach the decision engine without this. Assigned to Shawnick as his first task.</w:t>
+      </w:r>
+    </w:p>
+    <w:p>
+      <w:pPr>
+        <w:pStyle w:val="ListNumber"/>
+      </w:pPr>
+      <w:r>
+        <w:rPr>
+          <w:b/>
+        </w:rPr>
+        <w:t>Pushes never show real prompt content — no prompt library on the mobile side.</w:t>
+      </w:r>
+      <w:r>
+        <w:t xml:space="preserve"> </w:t>
+      </w:r>
+      <w:r>
+        <w:rPr>
+          <w:rFonts w:ascii="Consolas" w:hAnsi="Consolas"/>
+          <w:sz w:val="20"/>
+        </w:rPr>
+        <w:t>notification_service.py</w:t>
+      </w:r>
+      <w:r>
+        <w:t xml:space="preserve">'s </w:t>
+      </w:r>
+      <w:r>
+        <w:rPr>
+          <w:rFonts w:ascii="Consolas" w:hAnsi="Consolas"/>
+          <w:sz w:val="20"/>
+        </w:rPr>
+        <w:t>build_jitai_push_message()</w:t>
+      </w:r>
+      <w:r>
+        <w:t xml:space="preserve"> sends only </w:t>
+      </w:r>
+      <w:r>
+        <w:rPr>
+          <w:rFonts w:ascii="Consolas" w:hAnsi="Consolas"/>
+          <w:sz w:val="20"/>
+        </w:rPr>
+        <w:t>data: {type, prompt_id, jitai_log_id}</w:t>
+      </w:r>
+      <w:r>
+        <w:t xml:space="preserve"> — no </w:t>
+      </w:r>
+      <w:r>
+        <w:rPr>
+          <w:rFonts w:ascii="Consolas" w:hAnsi="Consolas"/>
+          <w:sz w:val="20"/>
+        </w:rPr>
+        <w:t>title</w:t>
+      </w:r>
+      <w:r>
+        <w:t xml:space="preserve">, no </w:t>
+      </w:r>
+      <w:r>
+        <w:rPr>
+          <w:rFonts w:ascii="Consolas" w:hAnsi="Consolas"/>
+          <w:sz w:val="20"/>
+        </w:rPr>
+        <w:t>body</w:t>
+      </w:r>
+      <w:r>
+        <w:t xml:space="preserve">, ever (intentional, per this project's silent-push design). </w:t>
+      </w:r>
+      <w:r>
+        <w:rPr>
+          <w:rFonts w:ascii="Consolas" w:hAnsi="Consolas"/>
+          <w:sz w:val="20"/>
+        </w:rPr>
+        <w:t>mobile/App.tsx</w:t>
+      </w:r>
+      <w:r>
+        <w:t xml:space="preserve">'s foreground handler does </w:t>
+      </w:r>
+      <w:r>
+        <w:rPr>
+          <w:rFonts w:ascii="Consolas" w:hAnsi="Consolas"/>
+          <w:sz w:val="20"/>
+        </w:rPr>
+        <w:t>notification.request.content.title ?? 'Notification'</w:t>
+      </w:r>
+      <w:r>
+        <w:t xml:space="preserve"> / </w:t>
+      </w:r>
+      <w:r>
+        <w:rPr>
+          <w:rFonts w:ascii="Consolas" w:hAnsi="Consolas"/>
+          <w:sz w:val="20"/>
+        </w:rPr>
+        <w:t>body ?? ''</w:t>
+      </w:r>
+      <w:r>
+        <w:t xml:space="preserve"> — since those are always absent, </w:t>
+      </w:r>
+      <w:r>
+        <w:rPr>
+          <w:b/>
+        </w:rPr>
+        <w:t>every push shows the generic toast "📩 Notification" with no real content.</w:t>
+      </w:r>
+      <w:r>
+        <w:t xml:space="preserve"> There is no local prompt catalog anywhere in </w:t>
+      </w:r>
+      <w:r>
+        <w:rPr>
+          <w:rFonts w:ascii="Consolas" w:hAnsi="Consolas"/>
+          <w:sz w:val="20"/>
+        </w:rPr>
+        <w:t>mobile/src</w:t>
+      </w:r>
+      <w:r>
+        <w:t xml:space="preserve"> that maps </w:t>
+      </w:r>
+      <w:r>
+        <w:rPr>
+          <w:rFonts w:ascii="Consolas" w:hAnsi="Consolas"/>
+          <w:sz w:val="20"/>
+        </w:rPr>
+        <w:t>prompt_id</w:t>
+      </w:r>
+      <w:r>
+        <w:t xml:space="preserve"> → actual message text (checked — the only </w:t>
+      </w:r>
+      <w:r>
+        <w:rPr>
+          <w:rFonts w:ascii="Consolas" w:hAnsi="Consolas"/>
+          <w:sz w:val="20"/>
+        </w:rPr>
+        <w:t>prompt_id</w:t>
+      </w:r>
+      <w:r>
+        <w:t xml:space="preserve"> reference is a pass-through field in </w:t>
+      </w:r>
+      <w:r>
+        <w:rPr>
+          <w:rFonts w:ascii="Consolas" w:hAnsi="Consolas"/>
+          <w:sz w:val="20"/>
+        </w:rPr>
+        <w:t>endpoints.ts</w:t>
+      </w:r>
+      <w:r>
+        <w:t xml:space="preserve">). This was the original design intent (old </w:t>
+      </w:r>
+      <w:r>
+        <w:rPr>
+          <w:rFonts w:ascii="Consolas" w:hAnsi="Consolas"/>
+          <w:sz w:val="20"/>
+        </w:rPr>
+        <w:t>TODO.md</w:t>
+      </w:r>
+      <w:r>
+        <w:t xml:space="preserve">: "the React Native app holds the message text locally and displays it by </w:t>
+      </w:r>
+      <w:r>
+        <w:rPr>
+          <w:rFonts w:ascii="Consolas" w:hAnsi="Consolas"/>
+          <w:sz w:val="20"/>
+        </w:rPr>
+        <w:t>prompt_id</w:t>
+      </w:r>
+      <w:r>
+        <w:t>") and was never built. Even with EMA submission, auth, and delivery all fixed, a participant who gets a push currently sees nothing meaningful.</w:t>
       </w:r>
     </w:p>
     <w:p>
@@ -778,9 +936,7 @@
         <w:t>`.env` doesn't document `DASHBOARD_API_KEY` / `JITAI_RANDOMIZATION_PROBABILITY`.</w:t>
       </w:r>
     </w:p>
-    <w:p>
-      <w:pPr/>
-    </w:p>
+    <w:p/>
     <w:p>
       <w:pPr>
         <w:pStyle w:val="Heading1"/>
@@ -841,7 +997,7 @@
         <w:pStyle w:val="ListBullet"/>
       </w:pPr>
       <w:r>
-        <w:t>Multi-prompt support: resolved — CSV catalog (</w:t>
+        <w:t>Multi-prompt support (backend selection): resolved — CSV catalog (</w:t>
       </w:r>
       <w:r>
         <w:rPr>
@@ -861,7 +1017,36 @@
         <w:t>notification_service.py</w:t>
       </w:r>
       <w:r>
-        <w:t>.</w:t>
+        <w:t xml:space="preserve">, </w:t>
+      </w:r>
+      <w:r>
+        <w:rPr>
+          <w:rFonts w:ascii="Consolas" w:hAnsi="Consolas"/>
+          <w:sz w:val="20"/>
+        </w:rPr>
+        <w:t>select_prompt()</w:t>
+      </w:r>
+      <w:r>
+        <w:t xml:space="preserve"> draws from the EMA-eligible pool correctly. </w:t>
+      </w:r>
+      <w:r>
+        <w:rPr>
+          <w:b/>
+        </w:rPr>
+        <w:t>Not the same as gap #2 above</w:t>
+      </w:r>
+      <w:r>
+        <w:t xml:space="preserve"> — the backend picks a real </w:t>
+      </w:r>
+      <w:r>
+        <w:rPr>
+          <w:rFonts w:ascii="Consolas" w:hAnsi="Consolas"/>
+          <w:sz w:val="20"/>
+        </w:rPr>
+        <w:t>prompt_id</w:t>
+      </w:r>
+      <w:r>
+        <w:t>, it just never reaches the participant as visible text on the mobile side.</w:t>
       </w:r>
     </w:p>
     <w:p>
